--- a/ML/ML_9/20-06-2026_ML9_LogisticRegression_Gradients_Practical_Notes.docx
+++ b/ML/ML_9/20-06-2026_ML9_LogisticRegression_Gradients_Practical_Notes.docx
@@ -52,7 +52,7 @@
           <w:sz w:val="20"/>
           <w:szCs w:val="20"/>
         </w:rPr>
-        <w:t xml:space="preserve">Chain Rule Derivation of dJ/dw &amp; dJ/db  |  One Full Manual Gradient Descent Iteration  |  ColumnTransformer &amp; Pipeline  |  Confusion Matrix, Precision/Recall/F1, ROC-AUC  |  Practical: Pima Diabetes</w:t>
+        <w:t xml:space="preserve">Chain Rule Derivation of dJ/dw &amp; dJ/db  |  One Full Manual Gradient Descent Iteration  |  ColumnTransformer &amp; Pipeline  |  Confusion Matrix, Precision/Recall/F1, ROC-AUC  |  Practical: Pima Diabetes  |  Senior Engineer Notes</w:t>
       </w:r>
     </w:p>
     <w:p>
@@ -10737,6 +10737,870 @@
     </w:p>
     <w:p>
       <w:pPr>
+        <w:pStyle w:val="Heading1"/>
+      </w:pPr>
+      <w:r>
+        <w:rPr>
+          <w:rFonts w:ascii="Arial" w:cs="Arial" w:eastAsia="Arial" w:hAnsi="Arial"/>
+        </w:rPr>
+        <w:t xml:space="preserve">16. Senior Engineer Notes — What Experience Adds Beyond the Theory</w:t>
+      </w:r>
+    </w:p>
+    <w:p>
+      <w:r>
+        <w:rPr>
+          <w:rFonts w:ascii="Arial" w:cs="Arial" w:eastAsia="Arial" w:hAnsi="Arial"/>
+          <w:color w:val="1F2937"/>
+        </w:rPr>
+        <w:t xml:space="preserve">Everything above is correct and matches the lecture. This section adds the layer that usually only shows up after you've been burned by it once in a real project — the gap between "the math checks out" and "this works reliably in production."</w:t>
+      </w:r>
+    </w:p>
+    <w:p>
+      <w:r>
+        <w:rPr>
+          <w:rFonts w:ascii="Arial" w:cs="Arial" w:eastAsia="Arial" w:hAnsi="Arial"/>
+          <w:sz w:val="24"/>
+          <w:szCs w:val="24"/>
+        </w:rPr>
+        <w:t xml:space="preserve"> </w:t>
+      </w:r>
+    </w:p>
+    <w:p>
+      <w:pPr>
+        <w:pStyle w:val="Heading2"/>
+      </w:pPr>
+      <w:r>
+        <w:rPr>
+          <w:rFonts w:ascii="Arial" w:cs="Arial" w:eastAsia="Arial" w:hAnsi="Arial"/>
+        </w:rPr>
+        <w:t xml:space="preserve">16.1  The Clean Gradient (ŷ−y)·x Hides a Numerical Stability Trap</w:t>
+      </w:r>
+    </w:p>
+    <w:tbl>
+      <w:tblPr>
+        <w:tblW w:type="dxa" w:w="9360"/>
+        <w:tblBorders>
+          <w:top w:val="single" w:color="auto" w:sz="4"/>
+          <w:left w:val="single" w:color="auto" w:sz="4"/>
+          <w:bottom w:val="single" w:color="auto" w:sz="4"/>
+          <w:right w:val="single" w:color="auto" w:sz="4"/>
+          <w:insideH w:val="single" w:color="auto" w:sz="4"/>
+          <w:insideV w:val="single" w:color="auto" w:sz="4"/>
+        </w:tblBorders>
+      </w:tblPr>
+      <w:tblGrid>
+        <w:gridCol w:w="9360"/>
+      </w:tblGrid>
+      <w:tr>
+        <w:tc>
+          <w:tcPr>
+            <w:tcW w:type="dxa" w:w="9360"/>
+            <w:tcBorders>
+              <w:top w:val="none" w:color="FFFFFF" w:sz="0"/>
+              <w:left w:val="none" w:color="FFFFFF" w:sz="0"/>
+              <w:bottom w:val="none" w:color="FFFFFF" w:sz="0"/>
+              <w:right w:val="none" w:color="FFFFFF" w:sz="0"/>
+            </w:tcBorders>
+            <w:shd w:fill="FEE2E2" w:val="clear"/>
+            <w:tcMar>
+              <w:top w:type="dxa" w:w="140"/>
+              <w:left w:type="dxa" w:w="180"/>
+              <w:bottom w:type="dxa" w:w="140"/>
+              <w:right w:type="dxa" w:w="180"/>
+            </w:tcMar>
+          </w:tcPr>
+          <w:p>
+            <w:pPr>
+              <w:spacing w:after="60"/>
+            </w:pPr>
+            <w:r>
+              <w:rPr>
+                <w:rFonts w:ascii="Arial" w:cs="Arial" w:eastAsia="Arial" w:hAnsi="Arial"/>
+                <w:b/>
+                <w:bCs/>
+                <w:color w:val="B91C1C"/>
+                <w:sz w:val="20"/>
+                <w:szCs w:val="20"/>
+              </w:rPr>
+              <w:t xml:space="preserve">⚠️  Section 5's elegant cancellation only holds in exact arithmetic.  </w:t>
+            </w:r>
+            <w:r>
+              <w:rPr>
+                <w:rFonts w:ascii="Arial" w:cs="Arial" w:eastAsia="Arial" w:hAnsi="Arial"/>
+                <w:color w:val="1F2937"/>
+                <w:sz w:val="20"/>
+                <w:szCs w:val="20"/>
+              </w:rPr>
+              <w:t xml:space="preserve">The derivation correctly shows ∂J/∂ŷ's denominator ŷ(1−ŷ) cancels against the sigmoid derivative — but that cancellation happens symbolically, not in floating-point code. If log loss is implemented literally as written in Section 7 (−[y·log(ŷ) + (1−y)·log(1−ŷ)]) rather than via the cancelled gradient formula, ŷ values extremely close to 0 or 1 cause log(0) → -inf and NaN losses in practice. This is why sklearn and most frameworks clip probabilities internally (e.g. to [1e-15, 1−1e-15]) before taking a log — implementing log loss from the raw formula without this safeguard is a very common source of "my loss became NaN halfway through training."</w:t>
+            </w:r>
+          </w:p>
+        </w:tc>
+      </w:tr>
+    </w:tbl>
+    <w:p>
+      <w:r>
+        <w:rPr>
+          <w:rFonts w:ascii="Arial" w:cs="Arial" w:eastAsia="Arial" w:hAnsi="Arial"/>
+          <w:sz w:val="24"/>
+          <w:szCs w:val="24"/>
+        </w:rPr>
+        <w:t xml:space="preserve"> </w:t>
+      </w:r>
+    </w:p>
+    <w:p>
+      <w:pPr>
+        <w:pStyle w:val="Heading2"/>
+      </w:pPr>
+      <w:r>
+        <w:rPr>
+          <w:rFonts w:ascii="Arial" w:cs="Arial" w:eastAsia="Arial" w:hAnsi="Arial"/>
+        </w:rPr>
+        <w:t xml:space="preserve">16.2  One Manual Iteration Proves the Math, Not the Learning Rate</w:t>
+      </w:r>
+    </w:p>
+    <w:tbl>
+      <w:tblPr>
+        <w:tblW w:type="dxa" w:w="9360"/>
+        <w:tblBorders>
+          <w:top w:val="single" w:color="auto" w:sz="4"/>
+          <w:left w:val="single" w:color="auto" w:sz="4"/>
+          <w:bottom w:val="single" w:color="auto" w:sz="4"/>
+          <w:right w:val="single" w:color="auto" w:sz="4"/>
+          <w:insideH w:val="single" w:color="auto" w:sz="4"/>
+          <w:insideV w:val="single" w:color="auto" w:sz="4"/>
+        </w:tblBorders>
+      </w:tblPr>
+      <w:tblGrid>
+        <w:gridCol w:w="9360"/>
+      </w:tblGrid>
+      <w:tr>
+        <w:tc>
+          <w:tcPr>
+            <w:tcW w:type="dxa" w:w="9360"/>
+            <w:tcBorders>
+              <w:top w:val="none" w:color="FFFFFF" w:sz="0"/>
+              <w:left w:val="none" w:color="FFFFFF" w:sz="0"/>
+              <w:bottom w:val="none" w:color="FFFFFF" w:sz="0"/>
+              <w:right w:val="none" w:color="FFFFFF" w:sz="0"/>
+            </w:tcBorders>
+            <w:shd w:fill="FFEDD5" w:val="clear"/>
+            <w:tcMar>
+              <w:top w:type="dxa" w:w="140"/>
+              <w:left w:type="dxa" w:w="180"/>
+              <w:bottom w:type="dxa" w:w="140"/>
+              <w:right w:type="dxa" w:w="180"/>
+            </w:tcMar>
+          </w:tcPr>
+          <w:p>
+            <w:pPr>
+              <w:spacing w:after="60"/>
+            </w:pPr>
+            <w:r>
+              <w:rPr>
+                <w:rFonts w:ascii="Arial" w:cs="Arial" w:eastAsia="Arial" w:hAnsi="Arial"/>
+                <w:b/>
+                <w:bCs/>
+                <w:color w:val="C2410C"/>
+                <w:sz w:val="20"/>
+                <w:szCs w:val="20"/>
+              </w:rPr>
+              <w:t xml:space="preserve">⚠️  Section 6's α=0.1 worked nicely on one dummy point — that's not evidence it's a good learning rate generally.  </w:t>
+            </w:r>
+            <w:r>
+              <w:rPr>
+                <w:rFonts w:ascii="Arial" w:cs="Arial" w:eastAsia="Arial" w:hAnsi="Arial"/>
+                <w:color w:val="1F2937"/>
+                <w:sz w:val="20"/>
+                <w:szCs w:val="20"/>
+              </w:rPr>
+              <w:t xml:space="preserve">A single iteration moving the prediction from 0.731 to 0.7567 in the right direction confirms the gradient formulas are correct — it says nothing about whether α=0.1 is well-chosen for the actual Pima Diabetes dataset with 7 scaled features. In practice, α is tuned (often via a learning-rate schedule or a library default like sklearn's liblinear solver, which doesn't expose α directly) rather than fixed at a value that happened to work on a toy example. Carrying a learning rate from a hand-worked example into real training code without re-checking it is an easy way to get slow convergence or divergence.</w:t>
+            </w:r>
+          </w:p>
+        </w:tc>
+      </w:tr>
+    </w:tbl>
+    <w:p>
+      <w:r>
+        <w:rPr>
+          <w:rFonts w:ascii="Arial" w:cs="Arial" w:eastAsia="Arial" w:hAnsi="Arial"/>
+          <w:sz w:val="24"/>
+          <w:szCs w:val="24"/>
+        </w:rPr>
+        <w:t xml:space="preserve"> </w:t>
+      </w:r>
+    </w:p>
+    <w:p>
+      <w:pPr>
+        <w:pStyle w:val="Heading2"/>
+      </w:pPr>
+      <w:r>
+        <w:rPr>
+          <w:rFonts w:ascii="Arial" w:cs="Arial" w:eastAsia="Arial" w:hAnsi="Arial"/>
+        </w:rPr>
+        <w:t xml:space="preserve">16.3  SimpleImputer(strategy='median') on Insulin Is a Reasonable Default, Not a Validated Choice</w:t>
+      </w:r>
+    </w:p>
+    <w:tbl>
+      <w:tblPr>
+        <w:tblW w:type="dxa" w:w="9360"/>
+        <w:tblBorders>
+          <w:top w:val="single" w:color="auto" w:sz="4"/>
+          <w:left w:val="single" w:color="auto" w:sz="4"/>
+          <w:bottom w:val="single" w:color="auto" w:sz="4"/>
+          <w:right w:val="single" w:color="auto" w:sz="4"/>
+          <w:insideH w:val="single" w:color="auto" w:sz="4"/>
+          <w:insideV w:val="single" w:color="auto" w:sz="4"/>
+        </w:tblBorders>
+      </w:tblPr>
+      <w:tblGrid>
+        <w:gridCol w:w="9360"/>
+      </w:tblGrid>
+      <w:tr>
+        <w:tc>
+          <w:tcPr>
+            <w:tcW w:type="dxa" w:w="9360"/>
+            <w:tcBorders>
+              <w:top w:val="none" w:color="FFFFFF" w:sz="0"/>
+              <w:left w:val="none" w:color="FFFFFF" w:sz="0"/>
+              <w:bottom w:val="none" w:color="FFFFFF" w:sz="0"/>
+              <w:right w:val="none" w:color="FFFFFF" w:sz="0"/>
+            </w:tcBorders>
+            <w:shd w:fill="FFEDD5" w:val="clear"/>
+            <w:tcMar>
+              <w:top w:type="dxa" w:w="140"/>
+              <w:left w:type="dxa" w:w="180"/>
+              <w:bottom w:type="dxa" w:w="140"/>
+              <w:right w:type="dxa" w:w="180"/>
+            </w:tcMar>
+          </w:tcPr>
+          <w:p>
+            <w:pPr>
+              <w:spacing w:after="60"/>
+            </w:pPr>
+            <w:r>
+              <w:rPr>
+                <w:rFonts w:ascii="Arial" w:cs="Arial" w:eastAsia="Arial" w:hAnsi="Arial"/>
+                <w:b/>
+                <w:bCs/>
+                <w:color w:val="C2410C"/>
+                <w:sz w:val="20"/>
+                <w:szCs w:val="20"/>
+              </w:rPr>
+              <w:t xml:space="preserve">⚠️  374 of 768 Insulin values being imputed (Section 8.1) is nearly half the column.  </w:t>
+            </w:r>
+            <w:r>
+              <w:rPr>
+                <w:rFonts w:ascii="Arial" w:cs="Arial" w:eastAsia="Arial" w:hAnsi="Arial"/>
+                <w:color w:val="1F2937"/>
+                <w:sz w:val="20"/>
+                <w:szCs w:val="20"/>
+              </w:rPr>
+              <w:t xml:space="preserve">When a column is missing roughly half its values, the imputation strategy isn't a minor preprocessing detail — it's a modeling decision with real impact on the final coefficients. Median imputation assumes missingness is unrelated to the outcome ("missing at random"), which is a real assumption worth checking, not a default to apply unquestioningly. In a real project, this would warrant comparing median imputation against a missingness indicator flag (a binary "was this value imputed" column) or a model-based imputer, and checking whether results change meaningfully — not just picking SimpleImputer and moving on because it ran without errors.</w:t>
+            </w:r>
+          </w:p>
+        </w:tc>
+      </w:tr>
+    </w:tbl>
+    <w:p>
+      <w:r>
+        <w:rPr>
+          <w:rFonts w:ascii="Arial" w:cs="Arial" w:eastAsia="Arial" w:hAnsi="Arial"/>
+          <w:sz w:val="24"/>
+          <w:szCs w:val="24"/>
+        </w:rPr>
+        <w:t xml:space="preserve"> </w:t>
+      </w:r>
+    </w:p>
+    <w:p>
+      <w:pPr>
+        <w:pStyle w:val="Heading2"/>
+      </w:pPr>
+      <w:r>
+        <w:rPr>
+          <w:rFonts w:ascii="Arial" w:cs="Arial" w:eastAsia="Arial" w:hAnsi="Arial"/>
+        </w:rPr>
+        <w:t xml:space="preserve">16.4  liblinear Is Not the Only Solver, and the Choice Matters at Scale</w:t>
+      </w:r>
+    </w:p>
+    <w:tbl>
+      <w:tblPr>
+        <w:tblW w:type="dxa" w:w="9360"/>
+        <w:tblBorders>
+          <w:top w:val="single" w:color="auto" w:sz="4"/>
+          <w:left w:val="single" w:color="auto" w:sz="4"/>
+          <w:bottom w:val="single" w:color="auto" w:sz="4"/>
+          <w:right w:val="single" w:color="auto" w:sz="4"/>
+          <w:insideH w:val="single" w:color="auto" w:sz="4"/>
+          <w:insideV w:val="single" w:color="auto" w:sz="4"/>
+        </w:tblBorders>
+      </w:tblPr>
+      <w:tblGrid>
+        <w:gridCol w:w="9360"/>
+      </w:tblGrid>
+      <w:tr>
+        <w:tc>
+          <w:tcPr>
+            <w:tcW w:type="dxa" w:w="9360"/>
+            <w:tcBorders>
+              <w:top w:val="none" w:color="FFFFFF" w:sz="0"/>
+              <w:left w:val="none" w:color="FFFFFF" w:sz="0"/>
+              <w:bottom w:val="none" w:color="FFFFFF" w:sz="0"/>
+              <w:right w:val="none" w:color="FFFFFF" w:sz="0"/>
+            </w:tcBorders>
+            <w:shd w:fill="FEE2E2" w:val="clear"/>
+            <w:tcMar>
+              <w:top w:type="dxa" w:w="140"/>
+              <w:left w:type="dxa" w:w="180"/>
+              <w:bottom w:type="dxa" w:w="140"/>
+              <w:right w:type="dxa" w:w="180"/>
+            </w:tcMar>
+          </w:tcPr>
+          <w:p>
+            <w:pPr>
+              <w:spacing w:after="60"/>
+            </w:pPr>
+            <w:r>
+              <w:rPr>
+                <w:rFonts w:ascii="Arial" w:cs="Arial" w:eastAsia="Arial" w:hAnsi="Arial"/>
+                <w:b/>
+                <w:bCs/>
+                <w:color w:val="B91C1C"/>
+                <w:sz w:val="20"/>
+                <w:szCs w:val="20"/>
+              </w:rPr>
+              <w:t xml:space="preserve">🚨  solver='liblinear' (Section 11) is fine for ~700 rows and 8 features — it won't be fine at scale.  </w:t>
+            </w:r>
+            <w:r>
+              <w:rPr>
+                <w:rFonts w:ascii="Arial" w:cs="Arial" w:eastAsia="Arial" w:hAnsi="Arial"/>
+                <w:color w:val="1F2937"/>
+                <w:sz w:val="20"/>
+                <w:szCs w:val="20"/>
+              </w:rPr>
+              <w:t xml:space="preserve">liblinear works well for small datasets and supports L1 penalty, but doesn't parallelize and becomes slow on large datasets or high-dimensional feature spaces. Other solvers (lbfgs, saga, sag) trade off differently on dataset size, sparsity, and which penalty types they support — sticking with whatever solver a tutorial used, rather than checking sklearn's solver-selection guidance against your actual data size and penalty needs, is a common reason a notebook that trained in milliseconds takes minutes (or fails to converge) on real production-scale data.</w:t>
+            </w:r>
+          </w:p>
+        </w:tc>
+      </w:tr>
+    </w:tbl>
+    <w:p>
+      <w:r>
+        <w:rPr>
+          <w:rFonts w:ascii="Arial" w:cs="Arial" w:eastAsia="Arial" w:hAnsi="Arial"/>
+          <w:sz w:val="24"/>
+          <w:szCs w:val="24"/>
+        </w:rPr>
+        <w:t xml:space="preserve"> </w:t>
+      </w:r>
+    </w:p>
+    <w:p>
+      <w:pPr>
+        <w:pStyle w:val="Heading2"/>
+      </w:pPr>
+      <w:r>
+        <w:rPr>
+          <w:rFonts w:ascii="Arial" w:cs="Arial" w:eastAsia="Arial" w:hAnsi="Arial"/>
+        </w:rPr>
+        <w:t xml:space="preserve">16.5  9 False Negatives Out of 77 Test Rows Is Too Small a Sample to Trust as a Rate</w:t>
+      </w:r>
+    </w:p>
+    <w:tbl>
+      <w:tblPr>
+        <w:tblW w:type="dxa" w:w="9360"/>
+        <w:tblBorders>
+          <w:top w:val="single" w:color="auto" w:sz="4"/>
+          <w:left w:val="single" w:color="auto" w:sz="4"/>
+          <w:bottom w:val="single" w:color="auto" w:sz="4"/>
+          <w:right w:val="single" w:color="auto" w:sz="4"/>
+          <w:insideH w:val="single" w:color="auto" w:sz="4"/>
+          <w:insideV w:val="single" w:color="auto" w:sz="4"/>
+        </w:tblBorders>
+      </w:tblPr>
+      <w:tblGrid>
+        <w:gridCol w:w="9360"/>
+      </w:tblGrid>
+      <w:tr>
+        <w:tc>
+          <w:tcPr>
+            <w:tcW w:type="dxa" w:w="9360"/>
+            <w:tcBorders>
+              <w:top w:val="none" w:color="FFFFFF" w:sz="0"/>
+              <w:left w:val="none" w:color="FFFFFF" w:sz="0"/>
+              <w:bottom w:val="none" w:color="FFFFFF" w:sz="0"/>
+              <w:right w:val="none" w:color="FFFFFF" w:sz="0"/>
+            </w:tcBorders>
+            <w:shd w:fill="FEE2E2" w:val="clear"/>
+            <w:tcMar>
+              <w:top w:type="dxa" w:w="140"/>
+              <w:left w:type="dxa" w:w="180"/>
+              <w:bottom w:type="dxa" w:w="140"/>
+              <w:right w:type="dxa" w:w="180"/>
+            </w:tcMar>
+          </w:tcPr>
+          <w:p>
+            <w:pPr>
+              <w:spacing w:after="60"/>
+            </w:pPr>
+            <w:r>
+              <w:rPr>
+                <w:rFonts w:ascii="Arial" w:cs="Arial" w:eastAsia="Arial" w:hAnsi="Arial"/>
+                <w:b/>
+                <w:bCs/>
+                <w:color w:val="B91C1C"/>
+                <w:sz w:val="20"/>
+                <w:szCs w:val="20"/>
+              </w:rPr>
+              <w:t xml:space="preserve">⚠️  Section 13's FN=9 callout is the right concern, but the number itself is noisy.  </w:t>
+            </w:r>
+            <w:r>
+              <w:rPr>
+                <w:rFonts w:ascii="Arial" w:cs="Arial" w:eastAsia="Arial" w:hAnsi="Arial"/>
+                <w:color w:val="1F2937"/>
+                <w:sz w:val="20"/>
+                <w:szCs w:val="20"/>
+              </w:rPr>
+              <w:t xml:space="preserve">With only 77 test rows (27 actual positives), a confusion matrix cell like FN=9 has wide uncertainty — a different random train/test split could plausibly show FN=6 or FN=12 just from sampling variation, even with an identical model. Treating this single test set's recall as a precise, reportable number (rather than as one noisy estimate) is a common overconfidence mistake. In practice, this calls for repeated cross-validation (ML-10's territory) or a confidence interval on recall, not a single 77-row holdout, before making a real decision about whether the false-negative rate is acceptable for a medical screening use case.</w:t>
+            </w:r>
+          </w:p>
+        </w:tc>
+      </w:tr>
+    </w:tbl>
+    <w:p>
+      <w:r>
+        <w:rPr>
+          <w:rFonts w:ascii="Arial" w:cs="Arial" w:eastAsia="Arial" w:hAnsi="Arial"/>
+          <w:sz w:val="24"/>
+          <w:szCs w:val="24"/>
+        </w:rPr>
+        <w:t xml:space="preserve"> </w:t>
+      </w:r>
+    </w:p>
+    <w:p>
+      <w:pPr>
+        <w:pStyle w:val="Heading2"/>
+      </w:pPr>
+      <w:r>
+        <w:rPr>
+          <w:rFonts w:ascii="Arial" w:cs="Arial" w:eastAsia="Arial" w:hAnsi="Arial"/>
+        </w:rPr>
+        <w:t xml:space="preserve">16.6  Quick-Glance Production Checklist</w:t>
+      </w:r>
+    </w:p>
+    <w:tbl>
+      <w:tblPr>
+        <w:tblW w:type="dxa" w:w="9360"/>
+        <w:tblBorders>
+          <w:top w:val="single" w:color="auto" w:sz="4"/>
+          <w:left w:val="single" w:color="auto" w:sz="4"/>
+          <w:bottom w:val="single" w:color="auto" w:sz="4"/>
+          <w:right w:val="single" w:color="auto" w:sz="4"/>
+          <w:insideH w:val="single" w:color="auto" w:sz="4"/>
+          <w:insideV w:val="single" w:color="auto" w:sz="4"/>
+        </w:tblBorders>
+      </w:tblPr>
+      <w:tblGrid>
+        <w:gridCol w:w="4800"/>
+        <w:gridCol w:w="4560"/>
+      </w:tblGrid>
+      <w:tr>
+        <w:tc>
+          <w:tcPr>
+            <w:tcW w:type="dxa" w:w="4800"/>
+            <w:tcBorders>
+              <w:top w:val="none" w:color="FFFFFF" w:sz="0"/>
+              <w:left w:val="none" w:color="FFFFFF" w:sz="0"/>
+              <w:bottom w:val="none" w:color="FFFFFF" w:sz="0"/>
+              <w:right w:val="none" w:color="FFFFFF" w:sz="0"/>
+            </w:tcBorders>
+            <w:shd w:fill="0D1F3C" w:val="clear"/>
+            <w:tcMar>
+              <w:top w:type="dxa" w:w="100"/>
+              <w:left w:type="dxa" w:w="120"/>
+              <w:bottom w:type="dxa" w:w="100"/>
+              <w:right w:type="dxa" w:w="120"/>
+            </w:tcMar>
+            <w:vAlign w:val="center"/>
+          </w:tcPr>
+          <w:p>
+            <w:r>
+              <w:rPr>
+                <w:rFonts w:ascii="Arial" w:cs="Arial" w:eastAsia="Arial" w:hAnsi="Arial"/>
+                <w:b/>
+                <w:bCs/>
+                <w:color w:val="FFFFFF"/>
+                <w:sz w:val="19"/>
+                <w:szCs w:val="19"/>
+              </w:rPr>
+              <w:t xml:space="preserve">Before trusting this pipeline or shipping it, check:</w:t>
+            </w:r>
+          </w:p>
+        </w:tc>
+        <w:tc>
+          <w:tcPr>
+            <w:tcW w:type="dxa" w:w="4560"/>
+            <w:tcBorders>
+              <w:top w:val="none" w:color="FFFFFF" w:sz="0"/>
+              <w:left w:val="none" w:color="FFFFFF" w:sz="0"/>
+              <w:bottom w:val="none" w:color="FFFFFF" w:sz="0"/>
+              <w:right w:val="none" w:color="FFFFFF" w:sz="0"/>
+            </w:tcBorders>
+            <w:shd w:fill="0D1F3C" w:val="clear"/>
+            <w:tcMar>
+              <w:top w:type="dxa" w:w="100"/>
+              <w:left w:type="dxa" w:w="120"/>
+              <w:bottom w:type="dxa" w:w="100"/>
+              <w:right w:type="dxa" w:w="120"/>
+            </w:tcMar>
+            <w:vAlign w:val="center"/>
+          </w:tcPr>
+          <w:p>
+            <w:r>
+              <w:rPr>
+                <w:rFonts w:ascii="Arial" w:cs="Arial" w:eastAsia="Arial" w:hAnsi="Arial"/>
+                <w:b/>
+                <w:bCs/>
+                <w:color w:val="FFFFFF"/>
+                <w:sz w:val="19"/>
+                <w:szCs w:val="19"/>
+              </w:rPr>
+              <w:t xml:space="preserve">Why</w:t>
+            </w:r>
+          </w:p>
+        </w:tc>
+      </w:tr>
+      <w:tr>
+        <w:tc>
+          <w:tcPr>
+            <w:tcW w:type="dxa" w:w="4800"/>
+            <w:tcBorders>
+              <w:top w:val="none" w:color="FFFFFF" w:sz="0"/>
+              <w:left w:val="none" w:color="FFFFFF" w:sz="0"/>
+              <w:bottom w:val="none" w:color="FFFFFF" w:sz="0"/>
+              <w:right w:val="none" w:color="FFFFFF" w:sz="0"/>
+            </w:tcBorders>
+            <w:shd w:fill="FFFFFF" w:val="clear"/>
+            <w:tcMar>
+              <w:top w:type="dxa" w:w="90"/>
+              <w:left w:type="dxa" w:w="120"/>
+              <w:bottom w:type="dxa" w:w="90"/>
+              <w:right w:type="dxa" w:w="120"/>
+            </w:tcMar>
+          </w:tcPr>
+          <w:p>
+            <w:r>
+              <w:rPr>
+                <w:rFonts w:ascii="Arial" w:cs="Arial" w:eastAsia="Arial" w:hAnsi="Arial"/>
+                <w:b/>
+                <w:bCs/>
+                <w:color w:val="1F2937"/>
+                <w:sz w:val="19"/>
+                <w:szCs w:val="19"/>
+              </w:rPr>
+              <w:t xml:space="preserve">Does the loss implementation clip probabilities before taking log()?</w:t>
+            </w:r>
+          </w:p>
+        </w:tc>
+        <w:tc>
+          <w:tcPr>
+            <w:tcW w:type="dxa" w:w="4560"/>
+            <w:tcBorders>
+              <w:top w:val="none" w:color="FFFFFF" w:sz="0"/>
+              <w:left w:val="none" w:color="FFFFFF" w:sz="0"/>
+              <w:bottom w:val="none" w:color="FFFFFF" w:sz="0"/>
+              <w:right w:val="none" w:color="FFFFFF" w:sz="0"/>
+            </w:tcBorders>
+            <w:shd w:fill="FFFFFF" w:val="clear"/>
+            <w:tcMar>
+              <w:top w:type="dxa" w:w="90"/>
+              <w:left w:type="dxa" w:w="120"/>
+              <w:bottom w:type="dxa" w:w="90"/>
+              <w:right w:type="dxa" w:w="120"/>
+            </w:tcMar>
+          </w:tcPr>
+          <w:p>
+            <w:r>
+              <w:rPr>
+                <w:rFonts w:ascii="Arial" w:cs="Arial" w:eastAsia="Arial" w:hAnsi="Arial"/>
+                <w:b w:val="false"/>
+                <w:bCs w:val="false"/>
+                <w:color w:val="1F2937"/>
+                <w:sz w:val="19"/>
+                <w:szCs w:val="19"/>
+              </w:rPr>
+              <w:t xml:space="preserve">Raw log loss formula produces NaN when ŷ approaches exactly 0 or 1</w:t>
+            </w:r>
+          </w:p>
+        </w:tc>
+      </w:tr>
+      <w:tr>
+        <w:tc>
+          <w:tcPr>
+            <w:tcW w:type="dxa" w:w="4800"/>
+            <w:tcBorders>
+              <w:top w:val="none" w:color="FFFFFF" w:sz="0"/>
+              <w:left w:val="none" w:color="FFFFFF" w:sz="0"/>
+              <w:bottom w:val="none" w:color="FFFFFF" w:sz="0"/>
+              <w:right w:val="none" w:color="FFFFFF" w:sz="0"/>
+            </w:tcBorders>
+            <w:shd w:fill="F8FAFC" w:val="clear"/>
+            <w:tcMar>
+              <w:top w:type="dxa" w:w="90"/>
+              <w:left w:type="dxa" w:w="120"/>
+              <w:bottom w:type="dxa" w:w="90"/>
+              <w:right w:type="dxa" w:w="120"/>
+            </w:tcMar>
+          </w:tcPr>
+          <w:p>
+            <w:r>
+              <w:rPr>
+                <w:rFonts w:ascii="Arial" w:cs="Arial" w:eastAsia="Arial" w:hAnsi="Arial"/>
+                <w:b/>
+                <w:bCs/>
+                <w:color w:val="1F2937"/>
+                <w:sz w:val="19"/>
+                <w:szCs w:val="19"/>
+              </w:rPr>
+              <w:t xml:space="preserve">Has the learning rate/solver been validated on the real dataset, not just a toy example?</w:t>
+            </w:r>
+          </w:p>
+        </w:tc>
+        <w:tc>
+          <w:tcPr>
+            <w:tcW w:type="dxa" w:w="4560"/>
+            <w:tcBorders>
+              <w:top w:val="none" w:color="FFFFFF" w:sz="0"/>
+              <w:left w:val="none" w:color="FFFFFF" w:sz="0"/>
+              <w:bottom w:val="none" w:color="FFFFFF" w:sz="0"/>
+              <w:right w:val="none" w:color="FFFFFF" w:sz="0"/>
+            </w:tcBorders>
+            <w:shd w:fill="F8FAFC" w:val="clear"/>
+            <w:tcMar>
+              <w:top w:type="dxa" w:w="90"/>
+              <w:left w:type="dxa" w:w="120"/>
+              <w:bottom w:type="dxa" w:w="90"/>
+              <w:right w:type="dxa" w:w="120"/>
+            </w:tcMar>
+          </w:tcPr>
+          <w:p>
+            <w:r>
+              <w:rPr>
+                <w:rFonts w:ascii="Arial" w:cs="Arial" w:eastAsia="Arial" w:hAnsi="Arial"/>
+                <w:b w:val="false"/>
+                <w:bCs w:val="false"/>
+                <w:color w:val="1F2937"/>
+                <w:sz w:val="19"/>
+                <w:szCs w:val="19"/>
+              </w:rPr>
+              <w:t xml:space="preserve">A rate or solver that works on one hand-worked point isn't validated for production-scale data</w:t>
+            </w:r>
+          </w:p>
+        </w:tc>
+      </w:tr>
+      <w:tr>
+        <w:tc>
+          <w:tcPr>
+            <w:tcW w:type="dxa" w:w="4800"/>
+            <w:tcBorders>
+              <w:top w:val="none" w:color="FFFFFF" w:sz="0"/>
+              <w:left w:val="none" w:color="FFFFFF" w:sz="0"/>
+              <w:bottom w:val="none" w:color="FFFFFF" w:sz="0"/>
+              <w:right w:val="none" w:color="FFFFFF" w:sz="0"/>
+            </w:tcBorders>
+            <w:shd w:fill="FFFFFF" w:val="clear"/>
+            <w:tcMar>
+              <w:top w:type="dxa" w:w="90"/>
+              <w:left w:type="dxa" w:w="120"/>
+              <w:bottom w:type="dxa" w:w="90"/>
+              <w:right w:type="dxa" w:w="120"/>
+            </w:tcMar>
+          </w:tcPr>
+          <w:p>
+            <w:r>
+              <w:rPr>
+                <w:rFonts w:ascii="Arial" w:cs="Arial" w:eastAsia="Arial" w:hAnsi="Arial"/>
+                <w:b/>
+                <w:bCs/>
+                <w:color w:val="1F2937"/>
+                <w:sz w:val="19"/>
+                <w:szCs w:val="19"/>
+              </w:rPr>
+              <w:t xml:space="preserve">Has the near-50%-missing Insulin imputation strategy been compared against alternatives?</w:t>
+            </w:r>
+          </w:p>
+        </w:tc>
+        <w:tc>
+          <w:tcPr>
+            <w:tcW w:type="dxa" w:w="4560"/>
+            <w:tcBorders>
+              <w:top w:val="none" w:color="FFFFFF" w:sz="0"/>
+              <w:left w:val="none" w:color="FFFFFF" w:sz="0"/>
+              <w:bottom w:val="none" w:color="FFFFFF" w:sz="0"/>
+              <w:right w:val="none" w:color="FFFFFF" w:sz="0"/>
+            </w:tcBorders>
+            <w:shd w:fill="FFFFFF" w:val="clear"/>
+            <w:tcMar>
+              <w:top w:type="dxa" w:w="90"/>
+              <w:left w:type="dxa" w:w="120"/>
+              <w:bottom w:type="dxa" w:w="90"/>
+              <w:right w:type="dxa" w:w="120"/>
+            </w:tcMar>
+          </w:tcPr>
+          <w:p>
+            <w:r>
+              <w:rPr>
+                <w:rFonts w:ascii="Arial" w:cs="Arial" w:eastAsia="Arial" w:hAnsi="Arial"/>
+                <w:b w:val="false"/>
+                <w:bCs w:val="false"/>
+                <w:color w:val="1F2937"/>
+                <w:sz w:val="19"/>
+                <w:szCs w:val="19"/>
+              </w:rPr>
+              <w:t xml:space="preserve">Median imputation assumes missingness is unrelated to outcome — a real assumption, not a default</w:t>
+            </w:r>
+          </w:p>
+        </w:tc>
+      </w:tr>
+      <w:tr>
+        <w:tc>
+          <w:tcPr>
+            <w:tcW w:type="dxa" w:w="4800"/>
+            <w:tcBorders>
+              <w:top w:val="none" w:color="FFFFFF" w:sz="0"/>
+              <w:left w:val="none" w:color="FFFFFF" w:sz="0"/>
+              <w:bottom w:val="none" w:color="FFFFFF" w:sz="0"/>
+              <w:right w:val="none" w:color="FFFFFF" w:sz="0"/>
+            </w:tcBorders>
+            <w:shd w:fill="F8FAFC" w:val="clear"/>
+            <w:tcMar>
+              <w:top w:type="dxa" w:w="90"/>
+              <w:left w:type="dxa" w:w="120"/>
+              <w:bottom w:type="dxa" w:w="90"/>
+              <w:right w:type="dxa" w:w="120"/>
+            </w:tcMar>
+          </w:tcPr>
+          <w:p>
+            <w:r>
+              <w:rPr>
+                <w:rFonts w:ascii="Arial" w:cs="Arial" w:eastAsia="Arial" w:hAnsi="Arial"/>
+                <w:b/>
+                <w:bCs/>
+                <w:color w:val="1F2937"/>
+                <w:sz w:val="19"/>
+                <w:szCs w:val="19"/>
+              </w:rPr>
+              <w:t xml:space="preserve">Is the chosen solver appropriate for the actual data size and penalty type?</w:t>
+            </w:r>
+          </w:p>
+        </w:tc>
+        <w:tc>
+          <w:tcPr>
+            <w:tcW w:type="dxa" w:w="4560"/>
+            <w:tcBorders>
+              <w:top w:val="none" w:color="FFFFFF" w:sz="0"/>
+              <w:left w:val="none" w:color="FFFFFF" w:sz="0"/>
+              <w:bottom w:val="none" w:color="FFFFFF" w:sz="0"/>
+              <w:right w:val="none" w:color="FFFFFF" w:sz="0"/>
+            </w:tcBorders>
+            <w:shd w:fill="F8FAFC" w:val="clear"/>
+            <w:tcMar>
+              <w:top w:type="dxa" w:w="90"/>
+              <w:left w:type="dxa" w:w="120"/>
+              <w:bottom w:type="dxa" w:w="90"/>
+              <w:right w:type="dxa" w:w="120"/>
+            </w:tcMar>
+          </w:tcPr>
+          <w:p>
+            <w:r>
+              <w:rPr>
+                <w:rFonts w:ascii="Arial" w:cs="Arial" w:eastAsia="Arial" w:hAnsi="Arial"/>
+                <w:b w:val="false"/>
+                <w:bCs w:val="false"/>
+                <w:color w:val="1F2937"/>
+                <w:sz w:val="19"/>
+                <w:szCs w:val="19"/>
+              </w:rPr>
+              <w:t xml:space="preserve">liblinear doesn't parallelize and scales poorly past small datasets</w:t>
+            </w:r>
+          </w:p>
+        </w:tc>
+      </w:tr>
+      <w:tr>
+        <w:tc>
+          <w:tcPr>
+            <w:tcW w:type="dxa" w:w="4800"/>
+            <w:tcBorders>
+              <w:top w:val="none" w:color="FFFFFF" w:sz="0"/>
+              <w:left w:val="none" w:color="FFFFFF" w:sz="0"/>
+              <w:bottom w:val="none" w:color="FFFFFF" w:sz="0"/>
+              <w:right w:val="none" w:color="FFFFFF" w:sz="0"/>
+            </w:tcBorders>
+            <w:shd w:fill="FFFFFF" w:val="clear"/>
+            <w:tcMar>
+              <w:top w:type="dxa" w:w="90"/>
+              <w:left w:type="dxa" w:w="120"/>
+              <w:bottom w:type="dxa" w:w="90"/>
+              <w:right w:type="dxa" w:w="120"/>
+            </w:tcMar>
+          </w:tcPr>
+          <w:p>
+            <w:r>
+              <w:rPr>
+                <w:rFonts w:ascii="Arial" w:cs="Arial" w:eastAsia="Arial" w:hAnsi="Arial"/>
+                <w:b/>
+                <w:bCs/>
+                <w:color w:val="1F2937"/>
+                <w:sz w:val="19"/>
+                <w:szCs w:val="19"/>
+              </w:rPr>
+              <w:t xml:space="preserve">Is a single 77-row test set's confusion matrix being treated as a precise rate?</w:t>
+            </w:r>
+          </w:p>
+        </w:tc>
+        <w:tc>
+          <w:tcPr>
+            <w:tcW w:type="dxa" w:w="4560"/>
+            <w:tcBorders>
+              <w:top w:val="none" w:color="FFFFFF" w:sz="0"/>
+              <w:left w:val="none" w:color="FFFFFF" w:sz="0"/>
+              <w:bottom w:val="none" w:color="FFFFFF" w:sz="0"/>
+              <w:right w:val="none" w:color="FFFFFF" w:sz="0"/>
+            </w:tcBorders>
+            <w:shd w:fill="FFFFFF" w:val="clear"/>
+            <w:tcMar>
+              <w:top w:type="dxa" w:w="90"/>
+              <w:left w:type="dxa" w:w="120"/>
+              <w:bottom w:type="dxa" w:w="90"/>
+              <w:right w:type="dxa" w:w="120"/>
+            </w:tcMar>
+          </w:tcPr>
+          <w:p>
+            <w:r>
+              <w:rPr>
+                <w:rFonts w:ascii="Arial" w:cs="Arial" w:eastAsia="Arial" w:hAnsi="Arial"/>
+                <w:b w:val="false"/>
+                <w:bCs w:val="false"/>
+                <w:color w:val="1F2937"/>
+                <w:sz w:val="19"/>
+                <w:szCs w:val="19"/>
+              </w:rPr>
+              <w:t xml:space="preserve">Small test sets produce noisy confusion-matrix cells; use CV or confidence intervals instead</w:t>
+            </w:r>
+          </w:p>
+        </w:tc>
+      </w:tr>
+    </w:tbl>
+    <w:p>
+      <w:r>
+        <w:rPr>
+          <w:rFonts w:ascii="Arial" w:cs="Arial" w:eastAsia="Arial" w:hAnsi="Arial"/>
+          <w:sz w:val="36"/>
+          <w:szCs w:val="36"/>
+        </w:rPr>
+        <w:t xml:space="preserve"> </w:t>
+      </w:r>
+    </w:p>
+    <w:p>
+      <w:pPr>
         <w:pBdr>
           <w:top w:val="single" w:color="2E75B6" w:sz="6" w:space="4"/>
         </w:pBdr>
@@ -10762,7 +11626,7 @@
           <w:sz w:val="18"/>
           <w:szCs w:val="18"/>
         </w:rPr>
-        <w:t xml:space="preserve">Date: 20 June 2026  |  ML-9: Logistic Regression Gradient Derivation, Manual Iteration, Pima Diabetes Practical  |  End of Notes</w:t>
+        <w:t xml:space="preserve">Date: 20 June 2026  |  ML-9: Logistic Regression Gradient Derivation, Manual Iteration, Pima Diabetes Practical, Senior Engineer Notes  |  End of Notes</w:t>
       </w:r>
     </w:p>
     <w:sectPr>
